--- a/print/hkbu.docx
+++ b/print/hkbu.docx
@@ -17,7 +17,7 @@
     </w:p>
     <w:p>
       <w:pPr>
-        <w:spacing w:before="0" w:after="20"/>
+        <w:spacing w:before="0" w:after="140"/>
       </w:pPr>
       <w:r>
         <w:rPr>
@@ -26,19 +26,6 @@
           <w:szCs w:val="18"/>
         </w:rPr>
         <w:t xml:space="preserve">2026 年 9 月入学　·　19 个专业　·　数据核对 2026-09　·　完整可搜索版 https://mtennnn.cn</w:t>
-      </w:r>
-    </w:p>
-    <w:p>
-      <w:pPr>
-        <w:spacing w:before="0" w:after="140"/>
-      </w:pPr>
-      <w:r>
-        <w:rPr>
-          <w:color w:val="555555"/>
-          <w:sz w:val="17"/>
-          <w:szCs w:val="17"/>
-        </w:rPr>
-        <w:t xml:space="preserve">横版 A4。双面打印请在打印设置里选「长边翻页」，否则背面会上下倒过来。</w:t>
       </w:r>
     </w:p>
     <w:p>

--- a/print/hkbu.docx
+++ b/print/hkbu.docx
@@ -17,7 +17,7 @@
     </w:p>
     <w:p>
       <w:pPr>
-        <w:spacing w:before="0" w:after="140"/>
+        <w:spacing w:before="0" w:after="20"/>
       </w:pPr>
       <w:r>
         <w:rPr>
@@ -25,7 +25,23 @@
           <w:sz w:val="18"/>
           <w:szCs w:val="18"/>
         </w:rPr>
-        <w:t xml:space="preserve">2026 年 9 月入学　·　19 个专业　·　数据核对 2026-09　·　完整可搜索版 https://mtennnn.cn</w:t>
+        <w:t xml:space="preserve">2026 年 9 月入学　·　收录 19 个专业　·　数据核对 2026-09　·　完整可搜索版 https://mtennnn.cn</w:t>
+      </w:r>
+    </w:p>
+    <w:p>
+      <w:pPr>
+        <w:pBdr>
+          <w:top w:val="single" w:sz="4" w:space="3" w:color="CCCCCC"/>
+        </w:pBdr>
+        <w:spacing w:before="0" w:after="140"/>
+      </w:pPr>
+      <w:r>
+        <w:rPr>
+          <w:color w:val="555555"/>
+          <w:sz w:val="15"/>
+          <w:szCs w:val="15"/>
+        </w:rPr>
+        <w:t xml:space="preserve">本册为选编：收录各校在 10 个热门学科方向（生化医药 / 物理 / 工程 / 经管金融 / 计算机数据 / 统计数学 / 教育 / 人文语言 / 社科法律 / 传媒）的本科课程，不是完整的本科专业目录；各校全部课程请以官网为准。</w:t>
       </w:r>
     </w:p>
     <w:p>
@@ -190,7 +206,7 @@
                 <w:sz w:val="15"/>
                 <w:szCs w:val="15"/>
               </w:rPr>
-              <w:t xml:space="preserve">浸会 · 19 项　|　来源 mtennnn.cn　|　数据核对 2026-09</w:t>
+              <w:t xml:space="preserve">浸会 · 收录 19 项　|　来源 mtennnn.cn　|　数据核对 2026-09</w:t>
             </w:r>
           </w:p>
         </w:tc>

--- a/print/hkbu.docx
+++ b/print/hkbu.docx
@@ -52,6 +52,7 @@
       <w:r>
         <w:rPr>
           <w:b/>
+          <w:color w:val="A15C11"/>
           <w:sz w:val="30"/>
           <w:szCs w:val="30"/>
         </w:rPr>
@@ -193,7 +194,7 @@
           <w:tcPr>
             <w:tcW w:w="15818" w:type="dxa"/>
             <w:gridSpan w:val="9"/>
-            <w:shd w:val="clear" w:color="auto" w:fill="F2F2F2"/>
+            <w:shd w:val="clear" w:color="auto" w:fill="F7F0EA"/>
             <w:vAlign w:val="top"/>
           </w:tcPr>
           <w:p>
@@ -218,7 +219,7 @@
         <w:tc>
           <w:tcPr>
             <w:tcW w:w="3164" w:type="dxa"/>
-            <w:shd w:val="clear" w:color="auto" w:fill="E4E4E4"/>
+            <w:shd w:val="clear" w:color="auto" w:fill="EEE2D4"/>
             <w:vAlign w:val="top"/>
           </w:tcPr>
           <w:p>
@@ -238,7 +239,7 @@
         <w:tc>
           <w:tcPr>
             <w:tcW w:w="1265" w:type="dxa"/>
-            <w:shd w:val="clear" w:color="auto" w:fill="E4E4E4"/>
+            <w:shd w:val="clear" w:color="auto" w:fill="EEE2D4"/>
             <w:vAlign w:val="top"/>
           </w:tcPr>
           <w:p>
@@ -258,7 +259,7 @@
         <w:tc>
           <w:tcPr>
             <w:tcW w:w="1107" w:type="dxa"/>
-            <w:shd w:val="clear" w:color="auto" w:fill="E4E4E4"/>
+            <w:shd w:val="clear" w:color="auto" w:fill="EEE2D4"/>
             <w:vAlign w:val="top"/>
           </w:tcPr>
           <w:p>
@@ -278,7 +279,7 @@
         <w:tc>
           <w:tcPr>
             <w:tcW w:w="2373" w:type="dxa"/>
-            <w:shd w:val="clear" w:color="auto" w:fill="E4E4E4"/>
+            <w:shd w:val="clear" w:color="auto" w:fill="EEE2D4"/>
             <w:vAlign w:val="top"/>
           </w:tcPr>
           <w:p>
@@ -298,7 +299,7 @@
         <w:tc>
           <w:tcPr>
             <w:tcW w:w="949" w:type="dxa"/>
-            <w:shd w:val="clear" w:color="auto" w:fill="E4E4E4"/>
+            <w:shd w:val="clear" w:color="auto" w:fill="EEE2D4"/>
             <w:vAlign w:val="top"/>
           </w:tcPr>
           <w:p>
@@ -318,7 +319,7 @@
         <w:tc>
           <w:tcPr>
             <w:tcW w:w="1107" w:type="dxa"/>
-            <w:shd w:val="clear" w:color="auto" w:fill="E4E4E4"/>
+            <w:shd w:val="clear" w:color="auto" w:fill="EEE2D4"/>
             <w:vAlign w:val="top"/>
           </w:tcPr>
           <w:p>
@@ -338,7 +339,7 @@
         <w:tc>
           <w:tcPr>
             <w:tcW w:w="2215" w:type="dxa"/>
-            <w:shd w:val="clear" w:color="auto" w:fill="E4E4E4"/>
+            <w:shd w:val="clear" w:color="auto" w:fill="EEE2D4"/>
             <w:vAlign w:val="top"/>
           </w:tcPr>
           <w:p>
@@ -358,7 +359,7 @@
         <w:tc>
           <w:tcPr>
             <w:tcW w:w="1740" w:type="dxa"/>
-            <w:shd w:val="clear" w:color="auto" w:fill="E4E4E4"/>
+            <w:shd w:val="clear" w:color="auto" w:fill="EEE2D4"/>
             <w:vAlign w:val="top"/>
           </w:tcPr>
           <w:p>
@@ -378,7 +379,7 @@
         <w:tc>
           <w:tcPr>
             <w:tcW w:w="1898" w:type="dxa"/>
-            <w:shd w:val="clear" w:color="auto" w:fill="E4E4E4"/>
+            <w:shd w:val="clear" w:color="auto" w:fill="EEE2D4"/>
             <w:vAlign w:val="top"/>
           </w:tcPr>
           <w:p>
@@ -549,6 +550,17 @@
               </w:rPr>
               <w:t xml:space="preserve">TOEFL 79 / —</w:t>
             </w:r>
+            <w:r>
+              <w:br/>
+            </w:r>
+            <w:r>
+              <w:rPr>
+                <w:color w:val="666666"/>
+                <w:sz w:val="13"/>
+                <w:szCs w:val="13"/>
+              </w:rPr>
+              <w:t xml:space="preserve">EFL C/4 · ESL B/5</w:t>
+            </w:r>
           </w:p>
         </w:tc>
         <w:tc>
@@ -742,6 +754,17 @@
               </w:rPr>
               <w:t xml:space="preserve">TOEFL 79 / —</w:t>
             </w:r>
+            <w:r>
+              <w:br/>
+            </w:r>
+            <w:r>
+              <w:rPr>
+                <w:color w:val="666666"/>
+                <w:sz w:val="13"/>
+                <w:szCs w:val="13"/>
+              </w:rPr>
+              <w:t xml:space="preserve">EFL C/4 · ESL B/5</w:t>
+            </w:r>
           </w:p>
         </w:tc>
         <w:tc>
@@ -935,6 +958,17 @@
               </w:rPr>
               <w:t xml:space="preserve">TOEFL 79 / —</w:t>
             </w:r>
+            <w:r>
+              <w:br/>
+            </w:r>
+            <w:r>
+              <w:rPr>
+                <w:color w:val="666666"/>
+                <w:sz w:val="13"/>
+                <w:szCs w:val="13"/>
+              </w:rPr>
+              <w:t xml:space="preserve">EFL C/4 · ESL B/5</w:t>
+            </w:r>
           </w:p>
         </w:tc>
         <w:tc>
@@ -1129,6 +1163,17 @@
               </w:rPr>
               <w:t xml:space="preserve">TOEFL 79 / —</w:t>
             </w:r>
+            <w:r>
+              <w:br/>
+            </w:r>
+            <w:r>
+              <w:rPr>
+                <w:color w:val="666666"/>
+                <w:sz w:val="13"/>
+                <w:szCs w:val="13"/>
+              </w:rPr>
+              <w:t xml:space="preserve">EFL C/4 · ESL B/5</w:t>
+            </w:r>
           </w:p>
         </w:tc>
         <w:tc>
@@ -1321,6 +1366,17 @@
               </w:rPr>
               <w:t xml:space="preserve">TOEFL 79 / —</w:t>
             </w:r>
+            <w:r>
+              <w:br/>
+            </w:r>
+            <w:r>
+              <w:rPr>
+                <w:color w:val="666666"/>
+                <w:sz w:val="13"/>
+                <w:szCs w:val="13"/>
+              </w:rPr>
+              <w:t xml:space="preserve">EFL C/4 · ESL B/5</w:t>
+            </w:r>
           </w:p>
         </w:tc>
         <w:tc>
@@ -1513,6 +1569,17 @@
               </w:rPr>
               <w:t xml:space="preserve">TOEFL 79 / —</w:t>
             </w:r>
+            <w:r>
+              <w:br/>
+            </w:r>
+            <w:r>
+              <w:rPr>
+                <w:color w:val="666666"/>
+                <w:sz w:val="13"/>
+                <w:szCs w:val="13"/>
+              </w:rPr>
+              <w:t xml:space="preserve">EFL C/4 · ESL B/5</w:t>
+            </w:r>
           </w:p>
         </w:tc>
         <w:tc>
@@ -1708,6 +1775,17 @@
               </w:rPr>
               <w:t xml:space="preserve">TOEFL 79 / —</w:t>
             </w:r>
+            <w:r>
+              <w:br/>
+            </w:r>
+            <w:r>
+              <w:rPr>
+                <w:color w:val="666666"/>
+                <w:sz w:val="13"/>
+                <w:szCs w:val="13"/>
+              </w:rPr>
+              <w:t xml:space="preserve">EFL C/4 · ESL B/5</w:t>
+            </w:r>
           </w:p>
         </w:tc>
         <w:tc>
@@ -1899,6 +1977,17 @@
               </w:rPr>
               <w:t xml:space="preserve">TOEFL 79 / —</w:t>
             </w:r>
+            <w:r>
+              <w:br/>
+            </w:r>
+            <w:r>
+              <w:rPr>
+                <w:color w:val="666666"/>
+                <w:sz w:val="13"/>
+                <w:szCs w:val="13"/>
+              </w:rPr>
+              <w:t xml:space="preserve">EFL C/4 · ESL B/5</w:t>
+            </w:r>
           </w:p>
         </w:tc>
         <w:tc>
@@ -2093,6 +2182,17 @@
               </w:rPr>
               <w:t xml:space="preserve">TOEFL 79 / —</w:t>
             </w:r>
+            <w:r>
+              <w:br/>
+            </w:r>
+            <w:r>
+              <w:rPr>
+                <w:color w:val="666666"/>
+                <w:sz w:val="13"/>
+                <w:szCs w:val="13"/>
+              </w:rPr>
+              <w:t xml:space="preserve">EFL C/4 · ESL B/5</w:t>
+            </w:r>
           </w:p>
         </w:tc>
         <w:tc>
@@ -2284,6 +2384,17 @@
               </w:rPr>
               <w:t xml:space="preserve">TOEFL 79 / —</w:t>
             </w:r>
+            <w:r>
+              <w:br/>
+            </w:r>
+            <w:r>
+              <w:rPr>
+                <w:color w:val="666666"/>
+                <w:sz w:val="13"/>
+                <w:szCs w:val="13"/>
+              </w:rPr>
+              <w:t xml:space="preserve">EFL C/4 · ESL B/5</w:t>
+            </w:r>
           </w:p>
         </w:tc>
         <w:tc>
@@ -2476,6 +2587,17 @@
               </w:rPr>
               <w:t xml:space="preserve">TOEFL 79 / —</w:t>
             </w:r>
+            <w:r>
+              <w:br/>
+            </w:r>
+            <w:r>
+              <w:rPr>
+                <w:color w:val="666666"/>
+                <w:sz w:val="13"/>
+                <w:szCs w:val="13"/>
+              </w:rPr>
+              <w:t xml:space="preserve">EFL C/4 · ESL B/5</w:t>
+            </w:r>
           </w:p>
         </w:tc>
         <w:tc>
@@ -2669,6 +2791,17 @@
               </w:rPr>
               <w:t xml:space="preserve">TOEFL 79 / —</w:t>
             </w:r>
+            <w:r>
+              <w:br/>
+            </w:r>
+            <w:r>
+              <w:rPr>
+                <w:color w:val="666666"/>
+                <w:sz w:val="13"/>
+                <w:szCs w:val="13"/>
+              </w:rPr>
+              <w:t xml:space="preserve">EFL C/4 · ESL B/5</w:t>
+            </w:r>
           </w:p>
         </w:tc>
         <w:tc>
@@ -2861,6 +2994,17 @@
               </w:rPr>
               <w:t xml:space="preserve">TOEFL 79 / —</w:t>
             </w:r>
+            <w:r>
+              <w:br/>
+            </w:r>
+            <w:r>
+              <w:rPr>
+                <w:color w:val="666666"/>
+                <w:sz w:val="13"/>
+                <w:szCs w:val="13"/>
+              </w:rPr>
+              <w:t xml:space="preserve">EFL C/4 · ESL B/5</w:t>
+            </w:r>
           </w:p>
         </w:tc>
         <w:tc>
@@ -3055,6 +3199,17 @@
               </w:rPr>
               <w:t xml:space="preserve">TOEFL 79 / —</w:t>
             </w:r>
+            <w:r>
+              <w:br/>
+            </w:r>
+            <w:r>
+              <w:rPr>
+                <w:color w:val="666666"/>
+                <w:sz w:val="13"/>
+                <w:szCs w:val="13"/>
+              </w:rPr>
+              <w:t xml:space="preserve">EFL C/4 · ESL B/5</w:t>
+            </w:r>
           </w:p>
         </w:tc>
         <w:tc>
@@ -3248,6 +3403,17 @@
               </w:rPr>
               <w:t xml:space="preserve">TOEFL 79 / —</w:t>
             </w:r>
+            <w:r>
+              <w:br/>
+            </w:r>
+            <w:r>
+              <w:rPr>
+                <w:color w:val="666666"/>
+                <w:sz w:val="13"/>
+                <w:szCs w:val="13"/>
+              </w:rPr>
+              <w:t xml:space="preserve">EFL C/4 · ESL B/5</w:t>
+            </w:r>
           </w:p>
         </w:tc>
         <w:tc>
@@ -3441,6 +3607,17 @@
               </w:rPr>
               <w:t xml:space="preserve">TOEFL 79 / —</w:t>
             </w:r>
+            <w:r>
+              <w:br/>
+            </w:r>
+            <w:r>
+              <w:rPr>
+                <w:color w:val="666666"/>
+                <w:sz w:val="13"/>
+                <w:szCs w:val="13"/>
+              </w:rPr>
+              <w:t xml:space="preserve">EFL C/4 · ESL B/5</w:t>
+            </w:r>
           </w:p>
         </w:tc>
         <w:tc>
@@ -3635,6 +3812,17 @@
               </w:rPr>
               <w:t xml:space="preserve">TOEFL 79 / —</w:t>
             </w:r>
+            <w:r>
+              <w:br/>
+            </w:r>
+            <w:r>
+              <w:rPr>
+                <w:color w:val="666666"/>
+                <w:sz w:val="13"/>
+                <w:szCs w:val="13"/>
+              </w:rPr>
+              <w:t xml:space="preserve">EFL C/4 · ESL B/5</w:t>
+            </w:r>
           </w:p>
         </w:tc>
         <w:tc>
@@ -3828,6 +4016,17 @@
               </w:rPr>
               <w:t xml:space="preserve">TOEFL 79 / —</w:t>
             </w:r>
+            <w:r>
+              <w:br/>
+            </w:r>
+            <w:r>
+              <w:rPr>
+                <w:color w:val="666666"/>
+                <w:sz w:val="13"/>
+                <w:szCs w:val="13"/>
+              </w:rPr>
+              <w:t xml:space="preserve">EFL C/4 · ESL B/5</w:t>
+            </w:r>
           </w:p>
         </w:tc>
         <w:tc>
@@ -4020,6 +4219,17 @@
                 <w:szCs w:val="14"/>
               </w:rPr>
               <w:t xml:space="preserve">TOEFL 79 / —</w:t>
+            </w:r>
+            <w:r>
+              <w:br/>
+            </w:r>
+            <w:r>
+              <w:rPr>
+                <w:color w:val="666666"/>
+                <w:sz w:val="13"/>
+                <w:szCs w:val="13"/>
+              </w:rPr>
+              <w:t xml:space="preserve">EFL C/4 · ESL B/5</w:t>
             </w:r>
           </w:p>
         </w:tc>

--- a/print/hkbu.docx
+++ b/print/hkbu.docx
@@ -559,7 +559,7 @@
                 <w:sz w:val="13"/>
                 <w:szCs w:val="13"/>
               </w:rPr>
-              <w:t xml:space="preserve">EFL C/4 · ESL B/5</w:t>
+              <w:t xml:space="preserve">EFL C · ESL B</w:t>
             </w:r>
           </w:p>
         </w:tc>
@@ -763,7 +763,7 @@
                 <w:sz w:val="13"/>
                 <w:szCs w:val="13"/>
               </w:rPr>
-              <w:t xml:space="preserve">EFL C/4 · ESL B/5</w:t>
+              <w:t xml:space="preserve">EFL C · ESL B</w:t>
             </w:r>
           </w:p>
         </w:tc>
@@ -967,7 +967,7 @@
                 <w:sz w:val="13"/>
                 <w:szCs w:val="13"/>
               </w:rPr>
-              <w:t xml:space="preserve">EFL C/4 · ESL B/5</w:t>
+              <w:t xml:space="preserve">EFL C · ESL B</w:t>
             </w:r>
           </w:p>
         </w:tc>
@@ -1172,7 +1172,7 @@
                 <w:sz w:val="13"/>
                 <w:szCs w:val="13"/>
               </w:rPr>
-              <w:t xml:space="preserve">EFL C/4 · ESL B/5</w:t>
+              <w:t xml:space="preserve">EFL C · ESL B</w:t>
             </w:r>
           </w:p>
         </w:tc>
@@ -1375,7 +1375,7 @@
                 <w:sz w:val="13"/>
                 <w:szCs w:val="13"/>
               </w:rPr>
-              <w:t xml:space="preserve">EFL C/4 · ESL B/5</w:t>
+              <w:t xml:space="preserve">EFL C · ESL B</w:t>
             </w:r>
           </w:p>
         </w:tc>
@@ -1578,7 +1578,7 @@
                 <w:sz w:val="13"/>
                 <w:szCs w:val="13"/>
               </w:rPr>
-              <w:t xml:space="preserve">EFL C/4 · ESL B/5</w:t>
+              <w:t xml:space="preserve">EFL C · ESL B</w:t>
             </w:r>
           </w:p>
         </w:tc>
@@ -1784,7 +1784,7 @@
                 <w:sz w:val="13"/>
                 <w:szCs w:val="13"/>
               </w:rPr>
-              <w:t xml:space="preserve">EFL C/4 · ESL B/5</w:t>
+              <w:t xml:space="preserve">EFL C · ESL B</w:t>
             </w:r>
           </w:p>
         </w:tc>
@@ -1986,7 +1986,7 @@
                 <w:sz w:val="13"/>
                 <w:szCs w:val="13"/>
               </w:rPr>
-              <w:t xml:space="preserve">EFL C/4 · ESL B/5</w:t>
+              <w:t xml:space="preserve">EFL C · ESL B</w:t>
             </w:r>
           </w:p>
         </w:tc>
@@ -2191,7 +2191,7 @@
                 <w:sz w:val="13"/>
                 <w:szCs w:val="13"/>
               </w:rPr>
-              <w:t xml:space="preserve">EFL C/4 · ESL B/5</w:t>
+              <w:t xml:space="preserve">EFL C · ESL B</w:t>
             </w:r>
           </w:p>
         </w:tc>
@@ -2393,7 +2393,7 @@
                 <w:sz w:val="13"/>
                 <w:szCs w:val="13"/>
               </w:rPr>
-              <w:t xml:space="preserve">EFL C/4 · ESL B/5</w:t>
+              <w:t xml:space="preserve">EFL C · ESL B</w:t>
             </w:r>
           </w:p>
         </w:tc>
@@ -2596,7 +2596,7 @@
                 <w:sz w:val="13"/>
                 <w:szCs w:val="13"/>
               </w:rPr>
-              <w:t xml:space="preserve">EFL C/4 · ESL B/5</w:t>
+              <w:t xml:space="preserve">EFL C · ESL B</w:t>
             </w:r>
           </w:p>
         </w:tc>
@@ -2800,7 +2800,7 @@
                 <w:sz w:val="13"/>
                 <w:szCs w:val="13"/>
               </w:rPr>
-              <w:t xml:space="preserve">EFL C/4 · ESL B/5</w:t>
+              <w:t xml:space="preserve">EFL C · ESL B</w:t>
             </w:r>
           </w:p>
         </w:tc>
@@ -3003,7 +3003,7 @@
                 <w:sz w:val="13"/>
                 <w:szCs w:val="13"/>
               </w:rPr>
-              <w:t xml:space="preserve">EFL C/4 · ESL B/5</w:t>
+              <w:t xml:space="preserve">EFL C · ESL B</w:t>
             </w:r>
           </w:p>
         </w:tc>
@@ -3208,7 +3208,7 @@
                 <w:sz w:val="13"/>
                 <w:szCs w:val="13"/>
               </w:rPr>
-              <w:t xml:space="preserve">EFL C/4 · ESL B/5</w:t>
+              <w:t xml:space="preserve">EFL C · ESL B</w:t>
             </w:r>
           </w:p>
         </w:tc>
@@ -3412,7 +3412,7 @@
                 <w:sz w:val="13"/>
                 <w:szCs w:val="13"/>
               </w:rPr>
-              <w:t xml:space="preserve">EFL C/4 · ESL B/5</w:t>
+              <w:t xml:space="preserve">EFL C · ESL B</w:t>
             </w:r>
           </w:p>
         </w:tc>
@@ -3616,7 +3616,7 @@
                 <w:sz w:val="13"/>
                 <w:szCs w:val="13"/>
               </w:rPr>
-              <w:t xml:space="preserve">EFL C/4 · ESL B/5</w:t>
+              <w:t xml:space="preserve">EFL C · ESL B</w:t>
             </w:r>
           </w:p>
         </w:tc>
@@ -3821,7 +3821,7 @@
                 <w:sz w:val="13"/>
                 <w:szCs w:val="13"/>
               </w:rPr>
-              <w:t xml:space="preserve">EFL C/4 · ESL B/5</w:t>
+              <w:t xml:space="preserve">EFL C · ESL B</w:t>
             </w:r>
           </w:p>
         </w:tc>
@@ -4025,7 +4025,7 @@
                 <w:sz w:val="13"/>
                 <w:szCs w:val="13"/>
               </w:rPr>
-              <w:t xml:space="preserve">EFL C/4 · ESL B/5</w:t>
+              <w:t xml:space="preserve">EFL C · ESL B</w:t>
             </w:r>
           </w:p>
         </w:tc>
@@ -4229,7 +4229,7 @@
                 <w:sz w:val="13"/>
                 <w:szCs w:val="13"/>
               </w:rPr>
-              <w:t xml:space="preserve">EFL C/4 · ESL B/5</w:t>
+              <w:t xml:space="preserve">EFL C · ESL B</w:t>
             </w:r>
           </w:p>
         </w:tc>
